--- a/examiner4/03_Ch2_gaps_heterogeneity_embodiment_revision.docx
+++ b/examiner4/03_Ch2_gaps_heterogeneity_embodiment_revision.docx
@@ -269,7 +269,7 @@
           <w:i/>
           <w:color w:val="606060"/>
         </w:rPr>
-        <w:t xml:space="preserve">4.3.1 and 4.6: what project cost measures, and a limitation. This also prepares the answer to the examiner’s later comment on PT.</w:t>
+        <w:t xml:space="preserve">4.3.1 and 4.6: what project cost measures, and a limitation. Final text is now in file 05, which also answers the examiner’s comment on PT.</w:t>
       </w:r>
     </w:p>
     <w:p>
@@ -1088,127 +1088,7 @@
           <w:i/>
           <w:color w:val="606060"/>
         </w:rPr>
-        <w:t xml:space="preserve">(a) Section 4.3.1: insert after the paragraph that justifies project cost as an indicator of participation, which ends</w:t>
-      </w:r>
-      <w:r>
-        <w:rPr>
-          <w:iCs/>
-          <w:i/>
-          <w:color w:val="606060"/>
-        </w:rPr>
-        <w:t xml:space="preserve"> </w:t>
-      </w:r>
-      <w:r>
-        <w:rPr>
-          <w:iCs/>
-          <w:i/>
-          <w:color w:val="606060"/>
-        </w:rPr>
-        <w:t xml:space="preserve">“</w:t>
-      </w:r>
-      <w:r>
-        <w:rPr>
-          <w:iCs/>
-          <w:i/>
-          <w:color w:val="606060"/>
-        </w:rPr>
-        <w:t xml:space="preserve">…can reflect the capability, confidence, and willingness of stakeholders to take part in technologically advanced infrastructure projects</w:t>
-      </w:r>
-      <w:r>
-        <w:rPr>
-          <w:iCs/>
-          <w:i/>
-          <w:color w:val="606060"/>
-        </w:rPr>
-        <w:t xml:space="preserve">”</w:t>
-      </w:r>
-      <w:r>
-        <w:rPr>
-          <w:iCs/>
-          <w:i/>
-          <w:color w:val="606060"/>
-        </w:rPr>
-        <w:t xml:space="preserve">, and before the sentence on project duration if you split that paragraph.</w:t>
-      </w:r>
-    </w:p>
-    <w:p>
-      <w:pPr>
-        <w:pStyle w:val="FirstParagraph"/>
-      </w:pPr>
-      <w:r>
-        <w:rPr>
-          <w:color w:val="7030A0"/>
-        </w:rPr>
-        <w:t xml:space="preserve">The use of project cost requires a caution. Because most technologies are embodied in equipment and infrastructure (Section 2.1.2), the cost of a technology project includes the cost of the physical assets, works and services involved, and not only the value of the technology itself. Project cost is therefore interpreted in this chapter as the scale of resources that stakeholders commit to technology development, not as the value of the technology that is developed. Two features of the data limit the overstatement that this could cause. First, the TRIMIS database records transport research and innovation projects (European Commission, 2023b), so the costs relate to research and innovation projects rather than to infrastructure construction in general. Second, project cost is only one of three indicators of participation, together with the number of projects led and the total duration of participation, so the construct does not depend on cost alone. Technology itself enters the model mainly through national technology capability, which is measured by output indicators, namely patents, technology exports and value added, rather than by expenditure. Demonstration and pilot projects may nevertheless include equipment and infrastructure components, so the cost indicator may still overstate the technology component, particularly in port projects, which are capital-intensive (Haralambides, 2002).</w:t>
-      </w:r>
-    </w:p>
-    <w:p>
-      <w:pPr>
-        <w:pStyle w:val="BlockText"/>
-      </w:pPr>
-      <w:r>
-        <w:rPr>
-          <w:iCs/>
-          <w:i/>
-          <w:color w:val="606060"/>
-        </w:rPr>
-        <w:t xml:space="preserve">(b) Section 4.6: add to the list of limitations, after the sentence on latent variables measured indirectly through proxy indicators.</w:t>
-      </w:r>
-    </w:p>
-    <w:p>
-      <w:pPr>
-        <w:pStyle w:val="FirstParagraph"/>
-      </w:pPr>
-      <w:r>
-        <w:rPr>
-          <w:color w:val="7030A0"/>
-        </w:rPr>
-        <w:t xml:space="preserve">In addition, because technologies are largely embodied in equipment and infrastructure, the project-cost indicator of participation includes the cost of physical assets as well as of technology, and may overstate the technology component, especially in capital-intensive port projects (Section 4.3.1).</w:t>
-      </w:r>
-    </w:p>
-    <w:p>
-      <w:pPr>
-        <w:pStyle w:val="BlockText"/>
-      </w:pPr>
-      <w:r>
-        <w:rPr>
-          <w:iCs/>
-          <w:i/>
-          <w:color w:val="606060"/>
-        </w:rPr>
-        <w:t xml:space="preserve">The port case (Section 4.5) uses total EU funding rather than total project cost. If you want, the same caution can be added there in one sentence:</w:t>
-      </w:r>
-      <w:r>
-        <w:rPr>
-          <w:iCs/>
-          <w:i/>
-          <w:color w:val="606060"/>
-        </w:rPr>
-        <w:t xml:space="preserve"> </w:t>
-      </w:r>
-      <w:r>
-        <w:rPr>
-          <w:iCs/>
-          <w:i/>
-          <w:color w:val="606060"/>
-        </w:rPr>
-        <w:t xml:space="preserve">“</w:t>
-      </w:r>
-      <w:r>
-        <w:rPr>
-          <w:iCs/>
-          <w:i/>
-          <w:color w:val="606060"/>
-        </w:rPr>
-        <w:t xml:space="preserve">EU funding measures the public support committed to the projects, which likewise covers equipment and demonstration activities as well as technology development.</w:t>
-      </w:r>
-      <w:r>
-        <w:rPr>
-          <w:iCs/>
-          <w:i/>
-          <w:color w:val="606060"/>
-        </w:rPr>
-        <w:t xml:space="preserve">”</w:t>
+        <w:t xml:space="preserve">Superseded by file 05 (05_Ch4_PT_project_cost_limitation), which answers the examiner’s separate comment on PT and contains the final text for Sections 4.3.1, 4.3.3, 4.4.1, 4.5.2 and 4.6. Use that version instead of the earlier draft that was here.</w:t>
       </w:r>
     </w:p>
     <w:bookmarkEnd w:id="24"/>

--- a/examiner4/03_Ch2_gaps_heterogeneity_embodiment_revision.docx
+++ b/examiner4/03_Ch2_gaps_heterogeneity_embodiment_revision.docx
@@ -477,7 +477,7 @@
         <w:rPr>
           <w:color w:val="7030A0"/>
         </w:rPr>
-        <w:t xml:space="preserve">The remaining gaps are empirical and correspond to the three levels examined in this thesis. At the national level, research on transport infrastructure and port projects has emphasised contractual arrangements, risk allocation and project performance (Cruz &amp; Marques, 2013; Verhoest et al., 2015), and the broader infrastructure literature has focused on financing, governance and efficiency (Estache &amp; Fay, 2007; Zhang et al., 2015). How technology-related factors such as government incentives for R&amp;D, innovation input and technological capability are associated with participation in infrastructure technology development remains underexplored, and few studies model the indirect relationships among these factors (Section 2.2).</w:t>
+        <w:t xml:space="preserve">The remaining gaps are empirical and correspond to the three levels examined in this thesis. At the national level, research on transport infrastructure and port projects has emphasised contractual arrangements, risk allocation and project performance (Cruz &amp; Marques, 2013; Verhoest et al., 2015), and the broader infrastructure literature has focused on financing, governance and efficiency (Estache &amp; Fay, 2007; Zhang et al., 2015). How technology-related factors such as government incentives for R&amp;D, innovation input and the technology development level are associated with participation in infrastructure technology development remains underexplored, and few studies model the indirect relationships among these factors (Section 2.2).</w:t>
       </w:r>
     </w:p>
     <w:p>
@@ -715,7 +715,7 @@
                 <w:color w:val="7030A0"/>
                 <w:sz w:val="18"/>
               </w:rPr>
-              <w:t xml:space="preserve">Capability indicators, physical equipment measures and fixed-engine trials alongside cost measures</w:t>
+              <w:t xml:space="preserve">Output indicators of development level, physical equipment measures and fixed-engine trials alongside cost measures</w:t>
             </w:r>
           </w:p>
         </w:tc>
@@ -1009,7 +1009,7 @@
         <w:rPr>
           <w:color w:val="7030A0"/>
         </w:rPr>
-        <w:t xml:space="preserve">The first two gaps differ from the others. They are not problems that a single study can resolve, but conditions that any empirical study of technology advancement must take into account. The thesis responds to them in its design. Rather than pooling different technologies under a single measure, it measures technology in a form suited to each level: national technological capability in Chapter 4, the number and capacity of cargo-handling equipment and the frontier shift of productivity in Chapter 5, and the performance of a fuel technology in a given engine in Chapter 6. The limits that heterogeneity and embodiment place on comparing and transferring the findings are discussed in Sections 7.2 and 7.4. By addressing these gaps together, the thesis investigates how infrastructure and port technologies are developed and diffused across multiple levels and contributes to a more holistic understanding of technology advancement in transport infrastructure, with ports as the central case.</w:t>
+        <w:t xml:space="preserve">The first two gaps differ from the others. They are not problems that a single study can resolve, but conditions that any empirical study of technology advancement must take into account. The thesis responds to them in its design. Rather than pooling different technologies under a single measure, it measures technology in a form suited to each level: the national technology development level in Chapter 4, the number and capacity of cargo-handling equipment and the frontier shift of productivity in Chapter 5, and the performance of a fuel technology in a given engine in Chapter 6. The limits that heterogeneity and embodiment place on comparing and transferring the findings are discussed in Sections 7.2 and 7.4. By addressing these gaps together, the thesis investigates how infrastructure and port technologies are developed and diffused across multiple levels and contributes to a more holistic understanding of technology advancement in transport infrastructure, with ports as the central case.</w:t>
       </w:r>
     </w:p>
     <w:p>
@@ -1278,7 +1278,7 @@
         <w:rPr>
           <w:color w:val="7030A0"/>
         </w:rPr>
-        <w:t xml:space="preserve">Transferability is limited not only by context but also by the nature of technology itself. As discussed in Sections 2.1.2 and 2.4, technology is heterogeneous and is usually embodied in machines and equipment. Each study therefore measures technology in a form suited to its level: national capability indicators in Chapter 4, the number and capacity of cranes together with the Malmquist frontier shift in Chapter 5, and the performance of fuel blends in a given engine in Chapter 6. The findings refer to these specific forms of technology and should not be generalised to technology as a whole. The Chapter 5 results concern cargo-handling cranes in container terminals and may not hold for digital systems, and the Chapter 6 results concern biodiesel blends in high-speed diesel engines and may differ for other engine types (Chountalas et al., 2023).</w:t>
+        <w:t xml:space="preserve">Transferability is limited not only by context but also by the nature of technology itself. As discussed in Sections 2.1.2 and 2.4, technology is heterogeneous and is usually embodied in machines and equipment. Each study therefore measures technology in a form suited to its level: national indicators of the technology development level in Chapter 4, the number and capacity of cranes together with the Malmquist frontier shift in Chapter 5, and the performance of fuel blends in a given engine in Chapter 6. The findings refer to these specific forms of technology and should not be generalised to technology as a whole. The Chapter 5 results concern cargo-handling cranes in container terminals and may not hold for digital systems, and the Chapter 6 results concern biodiesel blends in high-speed diesel engines and may differ for other engine types (Chountalas et al., 2023).</w:t>
       </w:r>
     </w:p>
     <w:p>
@@ -1302,7 +1302,7 @@
         <w:rPr>
           <w:color w:val="7030A0"/>
         </w:rPr>
-        <w:t xml:space="preserve">Methodologically, the thesis also shows how technology can be measured at different levels in ways that take account of its heterogeneous and embodied nature: through capability indicators at the national level, physical equipment measures and productivity decomposition at the terminal level, and comparisons with the equipment held constant at the operational level.</w:t>
+        <w:t xml:space="preserve">Methodologically, the thesis also shows how technology can be measured at different levels in ways that take account of its heterogeneous and embodied nature: through output indicators of the technology development level at the national level, physical equipment measures and productivity decomposition at the terminal level, and comparisons with the equipment held constant at the operational level.</w:t>
       </w:r>
     </w:p>
     <w:p>
